--- a/public/sales-kit/FlowSync_Service_Policies.docx
+++ b/public/sales-kit/FlowSync_Service_Policies.docx
@@ -15,7 +15,7 @@
         <w:pStyle w:val="Subtitle"/>
       </w:pPr>
       <w:r>
-        <w:t xml:space="preserve">Support, availability, and data policies by plan · Effective July 2026</w:t>
+        <w:t xml:space="preserve">Support, availability, and data policies by plan · Effective August 2026</w:t>
       </w:r>
     </w:p>
     <w:p>
@@ -846,6 +846,24 @@
       </w:pPr>
       <w:r>
         <w:t xml:space="preserve">A Data Processing Addendum (DPA) covering subprocessors, confidentiality, and deletion obligations is available for Business customers on request and is included in Enterprise agreements. Requests: legal@flowsyncpm.com.</w:t>
+      </w:r>
+    </w:p>
+    <w:p>
+      <w:pPr>
+        <w:pStyle w:val="ListParagraph"/>
+        <w:numPr>
+          <w:ilvl w:val="0"/>
+          <w:numId w:val="2"/>
+        </w:numPr>
+      </w:pPr>
+      <w:r>
+        <w:rPr>
+          <w:b/>
+        </w:rPr>
+        <w:t xml:space="preserve">AI governance:</w:t>
+      </w:r>
+      <w:r>
+        <w:t xml:space="preserve"> AI features are assistive with human review, run server-side through the Anthropic API (Claude), and customer data is not used to train models. Workspace administrators can disable all AI features (server-side enforcement) and review a per-workspace AI audit log. An AI Responsibility Statement is available for compliance review.</w:t>
       </w:r>
     </w:p>
     <w:p>
